--- a/submission/ivc/cover_letter.docx
+++ b/submission/ivc/cover_letter.docx
@@ -76,7 +76,7 @@
     </w:p>
     <w:p>
       <w:r>
-        <w:t>The source code, fixed configuration and machine-readable evidence are available at https://github.com/Jorallan/PLECTA [Zenodo DOI: to be inserted], and the manual annotations are deposited in 4TU.ResearchData [DOI: to be inserted].</w:t>
+        <w:t>The source code, fixed configuration and machine-readable evidence are available at https://github.com/Jorallan/PLECTA, with the version used in the manuscript archived at Zenodo (https://doi.org/10.5281/zenodo.22688093), and the manual annotations are deposited in 4TU.ResearchData [DOI: to be inserted].</w:t>
       </w:r>
     </w:p>
     <w:p>
